--- a/docs/proposta-tecnica-sistema-ginasio.docx
+++ b/docs/proposta-tecnica-sistema-ginasio.docx
@@ -283,7 +283,7 @@
     </w:p>
     <w:p>
       <w:r>
-        <w:t>Objetivo: disponibilizar uma aplicação mobile para que cada utente acompanhe os seus dados e interaja com o ginásio de forma mais autónoma.</w:t>
+        <w:t>Objetivo: disponibilizar uma aplicação mobile para que cada utente acompanhe os seus dados e interájá com o ginásio de forma mais autónoma.</w:t>
       </w:r>
     </w:p>
     <w:p>
@@ -697,7 +697,7 @@
         <w:pStyle w:val="ListBullet"/>
       </w:pPr>
       <w:r>
-        <w:t>Relatórios, catraca/cartões/tags, regras de caixa e recibos podem alterar o esforço.</w:t>
+        <w:t>Relatórios, catraca/cartões/tags, regras de caixa e recibos podem alterár o esforço.</w:t>
       </w:r>
     </w:p>
     <w:p>
